--- a/zaini_case_audit_output/outputs/word/documents/054_تقديم مذكرة جوابية على المدعي عدنان ضد الشيخ اسامة زيني - 02-09-1447 - 42824717.docx
+++ b/zaini_case_audit_output/outputs/word/documents/054_تقديم مذكرة جوابية على المدعي عدنان ضد الشيخ اسامة زيني - 02-09-1447 - 42824717.docx
@@ -70,14 +70,13 @@
     <w:p/>
     <w:p>
       <w:pPr>
+        <w:pStyle w:val="Heading2"/>
         <w:jc w:val="right"/>
         <w:bidi/>
       </w:pPr>
       <w:r>
-        <w:rPr>
-          <w:b w:val="0"/>
-          <w:i w:val="0"/>
-        </w:rPr>
+        <w:t>[نص الضبط / الحكم — المتن الفعلي] ===</w:t>
+        <w:br/>
         <w:t>دشار وبأ يماس دلاخ يماحملا بتكم</w:t>
       </w:r>
     </w:p>
@@ -434,27 +433,25 @@
     </w:p>
     <w:p>
       <w:pPr>
+        <w:pStyle w:val="Heading2"/>
         <w:jc w:val="right"/>
         <w:bidi/>
       </w:pPr>
       <w:r>
-        <w:rPr>
-          <w:b w:val="0"/>
-          <w:i w:val="0"/>
-        </w:rPr>
+        <w:t>[ترويسة / كليشة وزارة العدل — معلومات رسمية متكررة] ===</w:t>
+        <w:br/>
         <w:t>K.S.A-Jeddah, Safia Bint Abdulmutalib Street - Tel.: 6554777/6550303- Fax: 6550707-P.O.Box: 40598 Jeddah 21511 E-mail: info@aburashed.org - www.aburashed.org</w:t>
       </w:r>
     </w:p>
     <w:p>
       <w:pPr>
+        <w:pStyle w:val="Heading2"/>
         <w:jc w:val="right"/>
         <w:bidi/>
       </w:pPr>
       <w:r>
-        <w:rPr>
-          <w:b w:val="0"/>
-          <w:i w:val="0"/>
-        </w:rPr>
+        <w:t>[نص الضبط / الحكم — المتن الفعلي] ===</w:t>
+        <w:br/>
         <w:t>. طلب إيداع مذكرة</w:t>
       </w:r>
     </w:p>

--- a/zaini_case_audit_output/outputs/word/documents/054_تقديم مذكرة جوابية على المدعي عدنان ضد الشيخ اسامة زيني - 02-09-1447 - 42824717.docx
+++ b/zaini_case_audit_output/outputs/word/documents/054_تقديم مذكرة جوابية على المدعي عدنان ضد الشيخ اسامة زيني - 02-09-1447 - 42824717.docx
@@ -75,7 +75,7 @@
         <w:bidi/>
       </w:pPr>
       <w:r>
-        <w:t>[نص الضبط / الحكم — المتن الفعلي] ===</w:t>
+        <w:t>[المتن الفعلي: الوقائع / الأسباب / المنطوق] ===</w:t>
         <w:br/>
         <w:t>دشار وبأ يماس دلاخ يماحملا بتكم</w:t>
       </w:r>
@@ -251,27 +251,25 @@
     </w:p>
     <w:p>
       <w:pPr>
+        <w:pStyle w:val="Heading2"/>
         <w:jc w:val="right"/>
         <w:bidi/>
       </w:pPr>
       <w:r>
-        <w:rPr>
-          <w:b w:val="0"/>
-          <w:i w:val="0"/>
-        </w:rPr>
+        <w:t>[المُرسَل إليه / المخاطَب والتحية] ===</w:t>
+        <w:br/>
         <w:t>حفظه الله</w:t>
       </w:r>
     </w:p>
     <w:p>
       <w:pPr>
+        <w:pStyle w:val="Heading2"/>
         <w:jc w:val="right"/>
         <w:bidi/>
       </w:pPr>
       <w:r>
-        <w:rPr>
-          <w:b w:val="0"/>
-          <w:i w:val="0"/>
-        </w:rPr>
+        <w:t>[المتن الفعلي: الوقائع / الأسباب / المنطوق] ===</w:t>
+        <w:br/>
         <w:t>السلام عليكم ورحمة الله وبركاته</w:t>
       </w:r>
     </w:p>
@@ -407,15 +405,26 @@
     </w:p>
     <w:p>
       <w:pPr>
+        <w:pStyle w:val="Heading2"/>
         <w:jc w:val="right"/>
         <w:bidi/>
       </w:pPr>
       <w:r>
-        <w:rPr>
-          <w:b w:val="0"/>
-          <w:i w:val="0"/>
-        </w:rPr>
-        <w:t>ةمركملا ةكم ةقطنمب نيماحملا ةنجل سيئر</w:t>
+        <w:t>[المُرسَل إليه / المخاطَب والتحية] ===</w:t>
+        <w:br/>
+        <w:t>رئيس لجنة المحامين بمنطقة مكة المكرمة</w:t>
+      </w:r>
+    </w:p>
+    <w:p>
+      <w:pPr>
+        <w:pStyle w:val="Heading2"/>
+        <w:jc w:val="right"/>
+        <w:bidi/>
+      </w:pPr>
+      <w:r>
+        <w:t>[ترويسة / كليشة رسمية — معلومات متكررة] ===</w:t>
+        <w:br/>
+        <w:t>عضو معهد المحكمين الدوليين بلندن - عضو مجلس إدارة جمعية كفى المكافحة المخدرات بمنطقة مكة المكرمة محكم معتمد لدى وزارة العدل السعودية - أستاذ متعاون بجامعة الملك عبد العزيز (سابقاً) المملكة العربية السعودية - جدة - شارع صفية بنت عبد المطلب - هاتف: ٦٥٥٠٣٠٣/٦٥٥٤٧٧٧ - فاكس: ٦٥٥٠٧٠٧ - ص.ب ٤٠٥٩٨ جدة ٢١٥١١</w:t>
       </w:r>
     </w:p>
     <w:p>
@@ -428,18 +437,6 @@
           <w:b w:val="0"/>
           <w:i w:val="0"/>
         </w:rPr>
-        <w:t>٢١٥١١ ةدج ٤٠٥٩٨ ب.ص - ٦٥٥٠٧٠٧ :سكاف - ٦٥٥٠٣٠٣/٦٥٥٤٧٧٧ :فتاه - بلطملا دبع تنب ةيفص عراش - ةدج - ةيدوعسلا ةيبرعلا ةكلمملا (ًاقباس) زيزعلا دبع كلملا ةعماجب نواعتم ذاتسأ - ةيدوعسلا لدعلا ةرازو ىدل دمتعم مكحم ةمركملا ةكم ةقطنمب تاردخملا ةحفاكملا ىفك ةيعمج ةرادإ سلجم وضع - ندنلب نييلودلا نيمكحملا دهعم وضع</w:t>
-      </w:r>
-    </w:p>
-    <w:p>
-      <w:pPr>
-        <w:pStyle w:val="Heading2"/>
-        <w:jc w:val="right"/>
-        <w:bidi/>
-      </w:pPr>
-      <w:r>
-        <w:t>[ترويسة / كليشة وزارة العدل — معلومات رسمية متكررة] ===</w:t>
-        <w:br/>
         <w:t>K.S.A-Jeddah, Safia Bint Abdulmutalib Street - Tel.: 6554777/6550303- Fax: 6550707-P.O.Box: 40598 Jeddah 21511 E-mail: info@aburashed.org - www.aburashed.org</w:t>
       </w:r>
     </w:p>
@@ -450,7 +447,7 @@
         <w:bidi/>
       </w:pPr>
       <w:r>
-        <w:t>[نص الضبط / الحكم — المتن الفعلي] ===</w:t>
+        <w:t>[المتن الفعلي: الوقائع / الأسباب / المنطوق] ===</w:t>
         <w:br/>
         <w:t>. طلب إيداع مذكرة</w:t>
       </w:r>

--- a/zaini_case_audit_output/outputs/word/documents/054_تقديم مذكرة جوابية على المدعي عدنان ضد الشيخ اسامة زيني - 02-09-1447 - 42824717.docx
+++ b/zaini_case_audit_output/outputs/word/documents/054_تقديم مذكرة جوابية على المدعي عدنان ضد الشيخ اسامة زيني - 02-09-1447 - 42824717.docx
@@ -77,33 +77,31 @@
       <w:r>
         <w:t>[المتن الفعلي: الوقائع / الأسباب / المنطوق] ===</w:t>
         <w:br/>
-        <w:t>دشار وبأ يماس دلاخ يماحملا بتكم</w:t>
+        <w:t>مكتب المحامي خالد سامي أبو راشد</w:t>
       </w:r>
     </w:p>
     <w:p>
       <w:pPr>
+        <w:pStyle w:val="Heading2"/>
         <w:jc w:val="right"/>
         <w:bidi/>
       </w:pPr>
       <w:r>
-        <w:rPr>
-          <w:b w:val="0"/>
-          <w:i w:val="0"/>
-        </w:rPr>
-        <w:t>٣١٠٠٤١٤٩٩٤٠٠٠٠٣ :يبيرضلا مقرلا لدعلا ةرازو (٢٣/١٤٠) مقر صيخرت ةاماحملاو ةينوناقلا تاراشتسإلل</w:t>
+        <w:t>[ترويسة / كليشة رسمية — معلومات متكررة] ===</w:t>
+        <w:br/>
+        <w:t>للإستشارات القانونية والمحاماة ترخيص رقم (٢٣/١٤٠) وزارة العدل الرقم الضريبي: ٣١٠٠٤١٤٩٩٤٠٠٠٠٣</w:t>
       </w:r>
     </w:p>
     <w:p>
       <w:pPr>
+        <w:pStyle w:val="Heading2"/>
         <w:jc w:val="right"/>
         <w:bidi/>
       </w:pPr>
       <w:r>
-        <w:rPr>
-          <w:b w:val="0"/>
-          <w:i w:val="0"/>
-        </w:rPr>
-        <w:t>ينيز ةماسأ نب دمحأ / ديسلا</w:t>
+        <w:t>[المتن الفعلي: الوقائع / الأسباب / المنطوق] ===</w:t>
+        <w:br/>
+        <w:t>السيد / أحمد بن أسامة زيني</w:t>
       </w:r>
     </w:p>
     <w:p>
@@ -233,7 +231,7 @@
           <w:b w:val="0"/>
           <w:i w:val="0"/>
         </w:rPr>
-        <w:t>قفاوملا</w:t>
+        <w:t>الموافق</w:t>
       </w:r>
     </w:p>
     <w:p>
@@ -322,7 +320,7 @@
           <w:b w:val="0"/>
           <w:i w:val="0"/>
         </w:rPr>
-        <w:t>. ةطاحإلاو ملعلاب مركتلا لمأن اذل ، زجان عقوم ىدل اهب حومسملا فورحلا ددع نع ديزت اهفورح ددع نأل ًارظن كلذو ةرئادلاب صاخلا ينورتكلإلا ديربلا ربع (WORD) ةغيصب ةيباوجلا ةركذملا لاسرإ مت امك ، ( هتروص (قفرملا) راعشإلل ًاقفو ـه١٤٤٧/٠٩/٠٢ خيراتو (۷۱۹۷٤٧١٤٤٨) مقر بلطلاب اهديق متو ةيناثلا ةيفانئتسإلا ةرئادلا ىلإ هالعأ اهيلإ راشملا ةيباوجلا انتركذم ميدقتب ًاملع هالعأ عوضوملا ىلإ ةراشإ</w:t>
+        <w:t>إشارة إلى الموضوع أعلاه علماً بتقديم مذكرتنا الجوابية المشار إليها أعلاه إلى الدائرة الإستئنافية الثانية وتم قيدها بالطلب رقم (٤٧١٤٤٨۷۹۱۷) وتاريخ ١٤٤٧/٠٩/٠٢هـ وفقاً للإشعار (المرفق) صورته ) ، كما تم إرسال المذكرة الجوابية بصيغة (WORD) عبر البريد الإلكتروني الخاص بالدائرة وذلك نظراً لأن عدد حروفها تزيد عن عدد الحروف المسموح بها لدى موقع ناجز ، لذا نأمل التكرم بالعلم والإحاطة .</w:t>
       </w:r>
     </w:p>
     <w:p>
@@ -374,7 +372,7 @@
           <w:b w:val="0"/>
           <w:i w:val="0"/>
         </w:rPr>
-        <w:t>يماحملا</w:t>
+        <w:t>المحامي</w:t>
       </w:r>
     </w:p>
     <w:p>
@@ -387,7 +385,7 @@
           <w:b w:val="0"/>
           <w:i w:val="0"/>
         </w:rPr>
-        <w:t>وبأ يماس دلاخ</w:t>
+        <w:t>خالد سامي أبو</w:t>
       </w:r>
     </w:p>
     <w:p>
@@ -475,7 +473,7 @@
           <w:b w:val="0"/>
           <w:i w:val="0"/>
         </w:rPr>
-        <w:t>بلطلا ةلاح</w:t>
+        <w:t>حالة الطلب</w:t>
       </w:r>
     </w:p>
     <w:p>
@@ -579,7 +577,7 @@
           <w:b w:val="0"/>
           <w:i w:val="0"/>
         </w:rPr>
-        <w:t>حاجن ةلاسر</w:t>
+        <w:t>رسالة نجاح</w:t>
       </w:r>
     </w:p>
     <w:p>
@@ -592,7 +590,7 @@
           <w:b w:val="0"/>
           <w:i w:val="0"/>
         </w:rPr>
-        <w:t>4714487917 بلطلا مقر ،حاجنب بلطلا لاسرإ مت</w:t>
+        <w:t>تم إرسال الطلب بنجاح، رقم الطلب 4714487917</w:t>
       </w:r>
     </w:p>
     <w:p>
@@ -618,7 +616,7 @@
           <w:b w:val="0"/>
           <w:i w:val="0"/>
         </w:rPr>
-        <w:t>إغلاق</w:t>
+        <w:t>قالغإ</w:t>
       </w:r>
     </w:p>
     <w:sectPr>
